--- a/docs/研究设计文档.docx
+++ b/docs/研究设计文档.docx
@@ -2686,6 +2686,24 @@
       <w:r>
         <w:rPr>
           <w:rFonts w:ascii="Calibri" w:hAnsi="Calibri" w:eastAsia="Microsoft YaHei"/>
+          <w:b/>
+          <w:sz w:val="19"/>
+        </w:rPr>
+        <w:t>结果基线</w:t>
+      </w:r>
+      <w:r>
+        <w:rPr>
+          <w:rFonts w:ascii="Calibri" w:hAnsi="Calibri" w:eastAsia="Microsoft YaHei"/>
+          <w:b w:val="0"/>
+          <w:sz w:val="19"/>
+        </w:rPr>
+        <w:t>：6 个种子（1000–1005）、300 步。随机量的数值只在该种子数下成立——配对噪声用系综内标准差估计，小 n 会低估噪声、放大信噪比。</w:t>
+      </w:r>
+    </w:p>
+    <w:p>
+      <w:r>
+        <w:rPr>
+          <w:rFonts w:ascii="Calibri" w:hAnsi="Calibri" w:eastAsia="Microsoft YaHei"/>
           <w:b w:val="0"/>
           <w:sz w:val="19"/>
         </w:rPr>
@@ -2713,7 +2731,7 @@
           <w:b/>
           <w:sz w:val="19"/>
         </w:rPr>
-        <w:t>2.5×10⁻⁵</w:t>
+        <w:t>0.00002500</w:t>
       </w:r>
       <w:r>
         <w:rPr>
@@ -2894,7 +2912,7 @@
                 <w:b w:val="0"/>
                 <w:sz w:val="19"/>
               </w:rPr>
-              <w:t>1.445</w:t>
+              <w:t>1.4450</w:t>
             </w:r>
           </w:p>
         </w:tc>
@@ -2910,7 +2928,7 @@
                 <w:b w:val="0"/>
                 <w:sz w:val="19"/>
               </w:rPr>
-              <w:t>1.128</w:t>
+              <w:t>1.139</w:t>
             </w:r>
           </w:p>
         </w:tc>
@@ -2926,7 +2944,7 @@
                 <w:b w:val="0"/>
                 <w:sz w:val="19"/>
               </w:rPr>
-              <w:t>1.28</w:t>
+              <w:t>1.27</w:t>
             </w:r>
           </w:p>
         </w:tc>
@@ -2976,7 +2994,7 @@
                 <w:b w:val="0"/>
                 <w:sz w:val="19"/>
               </w:rPr>
-              <w:t>1.009</w:t>
+              <w:t>1.0087</w:t>
             </w:r>
           </w:p>
         </w:tc>
@@ -2992,7 +3010,7 @@
                 <w:b w:val="0"/>
                 <w:sz w:val="19"/>
               </w:rPr>
-              <w:t>0.833</w:t>
+              <w:t>0.838</w:t>
             </w:r>
           </w:p>
         </w:tc>
@@ -3008,7 +3026,7 @@
                 <w:b w:val="0"/>
                 <w:sz w:val="19"/>
               </w:rPr>
-              <w:t>1.21</w:t>
+              <w:t>1.20</w:t>
             </w:r>
           </w:p>
         </w:tc>
@@ -3058,7 +3076,7 @@
                 <w:b w:val="0"/>
                 <w:sz w:val="19"/>
               </w:rPr>
-              <w:t>0.575</w:t>
+              <w:t>0.5749</w:t>
             </w:r>
           </w:p>
         </w:tc>
@@ -3090,7 +3108,7 @@
                 <w:b w:val="0"/>
                 <w:sz w:val="19"/>
               </w:rPr>
-              <w:t>21.79</w:t>
+              <w:t>21.98</w:t>
             </w:r>
           </w:p>
         </w:tc>
@@ -3140,7 +3158,7 @@
                 <w:b w:val="0"/>
                 <w:sz w:val="19"/>
               </w:rPr>
-              <w:t>0.441</w:t>
+              <w:t>0.4408</w:t>
             </w:r>
           </w:p>
         </w:tc>
@@ -3156,7 +3174,7 @@
                 <w:b w:val="0"/>
                 <w:sz w:val="19"/>
               </w:rPr>
-              <w:t>0.017</w:t>
+              <w:t>0.015</w:t>
             </w:r>
           </w:p>
         </w:tc>
@@ -3172,7 +3190,7 @@
                 <w:b w:val="0"/>
                 <w:sz w:val="19"/>
               </w:rPr>
-              <w:t>26.38</w:t>
+              <w:t>29.35</w:t>
             </w:r>
           </w:p>
         </w:tc>
@@ -3207,7 +3225,7 @@
           <w:b w:val="0"/>
           <w:sz w:val="19"/>
         </w:rPr>
-        <w:t>：效力比随发展阶段单调递减（1.128 → 0.833 → 0.026 → 0.017），且在易感性低于基准的阶段，影响确实更弱。机制成立。</w:t>
+        <w:t>：效力比随发展阶段单调递减（1.139 → 0.838 → 0.026 → 0.015），且在易感性低于基准的阶段，影响确实更弱。机制成立。</w:t>
       </w:r>
     </w:p>
     <w:p>
@@ -3225,7 +3243,7 @@
           <w:b w:val="0"/>
           <w:sz w:val="19"/>
         </w:rPr>
-        <w:t>：实测效力比远小于易感性之比（青春期放大 21.8 倍）。原因是影响存在</w:t>
+        <w:t>：实测效力比远小于易感性之比（最大放大 29.4 倍）。原因是影响存在</w:t>
       </w:r>
       <w:r>
         <w:rPr>
@@ -3398,7 +3416,7 @@
                 <w:b w:val="0"/>
                 <w:sz w:val="19"/>
               </w:rPr>
-              <w:t>0.0437</w:t>
+              <w:t>0.0426</w:t>
             </w:r>
           </w:p>
         </w:tc>
@@ -3414,7 +3432,7 @@
                 <w:b w:val="0"/>
                 <w:sz w:val="19"/>
               </w:rPr>
-              <w:t>0.0091</w:t>
+              <w:t>0.0093</w:t>
             </w:r>
           </w:p>
         </w:tc>
@@ -3430,7 +3448,7 @@
                 <w:b w:val="0"/>
                 <w:sz w:val="19"/>
               </w:rPr>
-              <w:t>4.81</w:t>
+              <w:t>4.61</w:t>
             </w:r>
           </w:p>
         </w:tc>
@@ -3464,7 +3482,7 @@
                 <w:b w:val="0"/>
                 <w:sz w:val="19"/>
               </w:rPr>
-              <w:t>1.0</w:t>
+              <w:t>1</w:t>
             </w:r>
           </w:p>
         </w:tc>
@@ -3480,7 +3498,7 @@
                 <w:b w:val="0"/>
                 <w:sz w:val="19"/>
               </w:rPr>
-              <w:t>0.0534</w:t>
+              <w:t>0.0521</w:t>
             </w:r>
           </w:p>
         </w:tc>
@@ -3496,7 +3514,7 @@
                 <w:b w:val="0"/>
                 <w:sz w:val="19"/>
               </w:rPr>
-              <w:t>0.0117</w:t>
+              <w:t>0.0119</w:t>
             </w:r>
           </w:p>
         </w:tc>
@@ -3512,7 +3530,7 @@
                 <w:b w:val="0"/>
                 <w:sz w:val="19"/>
               </w:rPr>
-              <w:t>4.58</w:t>
+              <w:t>4.39</w:t>
             </w:r>
           </w:p>
         </w:tc>
@@ -3546,7 +3564,7 @@
                 <w:b w:val="0"/>
                 <w:sz w:val="19"/>
               </w:rPr>
-              <w:t>2.0</w:t>
+              <w:t>2</w:t>
             </w:r>
           </w:p>
         </w:tc>
@@ -3562,7 +3580,7 @@
                 <w:b w:val="0"/>
                 <w:sz w:val="19"/>
               </w:rPr>
-              <w:t>0.0602</w:t>
+              <w:t>0.0589</w:t>
             </w:r>
           </w:p>
         </w:tc>
@@ -3578,7 +3596,7 @@
                 <w:b w:val="0"/>
                 <w:sz w:val="19"/>
               </w:rPr>
-              <w:t>0.0137</w:t>
+              <w:t>0.0139</w:t>
             </w:r>
           </w:p>
         </w:tc>
@@ -3594,7 +3612,7 @@
                 <w:b w:val="0"/>
                 <w:sz w:val="19"/>
               </w:rPr>
-              <w:t>4.40</w:t>
+              <w:t>4.23</w:t>
             </w:r>
           </w:p>
         </w:tc>
@@ -3628,7 +3646,7 @@
                 <w:b w:val="0"/>
                 <w:sz w:val="19"/>
               </w:rPr>
-              <w:t>4.0</w:t>
+              <w:t>4</w:t>
             </w:r>
           </w:p>
         </w:tc>
@@ -3644,7 +3662,7 @@
                 <w:b w:val="0"/>
                 <w:sz w:val="19"/>
               </w:rPr>
-              <w:t>0.0644</w:t>
+              <w:t>0.0630</w:t>
             </w:r>
           </w:p>
         </w:tc>
@@ -3660,7 +3678,7 @@
                 <w:b w:val="0"/>
                 <w:sz w:val="19"/>
               </w:rPr>
-              <w:t>0.0173</w:t>
+              <w:t>0.0177</w:t>
             </w:r>
           </w:p>
         </w:tc>
@@ -3676,7 +3694,7 @@
                 <w:b w:val="0"/>
                 <w:sz w:val="19"/>
               </w:rPr>
-              <w:t>3.73</w:t>
+              <w:t>3.57</w:t>
             </w:r>
           </w:p>
         </w:tc>
@@ -3710,7 +3728,7 @@
                 <w:b w:val="0"/>
                 <w:sz w:val="19"/>
               </w:rPr>
-              <w:t>8.0</w:t>
+              <w:t>8</w:t>
             </w:r>
           </w:p>
         </w:tc>
@@ -3726,7 +3744,7 @@
                 <w:b w:val="0"/>
                 <w:sz w:val="19"/>
               </w:rPr>
-              <w:t>0.0789</w:t>
+              <w:t>0.0779</w:t>
             </w:r>
           </w:p>
         </w:tc>
@@ -3742,7 +3760,7 @@
                 <w:b w:val="0"/>
                 <w:sz w:val="19"/>
               </w:rPr>
-              <w:t>0.2856</w:t>
+              <w:t>0.2855</w:t>
             </w:r>
           </w:p>
         </w:tc>
@@ -3758,7 +3776,7 @@
                 <w:b w:val="0"/>
                 <w:sz w:val="19"/>
               </w:rPr>
-              <w:t>0.28</w:t>
+              <w:t>0.27</w:t>
             </w:r>
           </w:p>
         </w:tc>
@@ -3774,7 +3792,7 @@
                 <w:b w:val="0"/>
                 <w:sz w:val="19"/>
               </w:rPr>
-              <w:t>50.11%</w:t>
+              <w:t>49.22%</w:t>
             </w:r>
           </w:p>
         </w:tc>
@@ -3792,7 +3810,7 @@
                 <w:b w:val="0"/>
                 <w:sz w:val="19"/>
               </w:rPr>
-              <w:t>16.0</w:t>
+              <w:t>16</w:t>
             </w:r>
           </w:p>
         </w:tc>
@@ -3808,7 +3826,7 @@
                 <w:b w:val="0"/>
                 <w:sz w:val="19"/>
               </w:rPr>
-              <w:t>0.0947</w:t>
+              <w:t>0.0946</w:t>
             </w:r>
           </w:p>
         </w:tc>
@@ -3824,7 +3842,7 @@
                 <w:b w:val="0"/>
                 <w:sz w:val="19"/>
               </w:rPr>
-              <w:t>0.2811</w:t>
+              <w:t>0.2810</w:t>
             </w:r>
           </w:p>
         </w:tc>
@@ -3891,7 +3909,7 @@
           <w:b w:val="0"/>
           <w:sz w:val="19"/>
         </w:rPr>
-        <w:t>：在无钳位区间内（强度 ≤ 4），剂量-反应关系单调，信噪比均高于 3.7。</w:t>
+        <w:t>：在无钳位区间内（强度 ≤ 4），剂量-反应关系单调，信噪比在 3.57–4.61 之间。</w:t>
       </w:r>
     </w:p>
     <w:p>
@@ -3909,7 +3927,7 @@
           <w:b w:val="0"/>
           <w:sz w:val="19"/>
         </w:rPr>
-        <w:t>：当影响强度达到 8 及以上时，子代幸福有</w:t>
+        <w:t xml:space="preserve">：当影响强度达到 8 及以上时，子代幸福有 </w:t>
       </w:r>
       <w:r>
         <w:rPr>
@@ -3917,7 +3935,7 @@
           <w:b/>
           <w:sz w:val="19"/>
         </w:rPr>
-        <w:t>超过一半的时间步触及取值边界</w:t>
+        <w:t>49% 的时间步触及取值边界</w:t>
       </w:r>
       <w:r>
         <w:rPr>
@@ -3925,7 +3943,7 @@
           <w:b w:val="0"/>
           <w:sz w:val="19"/>
         </w:rPr>
-        <w:t xml:space="preserve">，配对噪声从 0.017 跃升至 0.286，信噪比跌到 0.28。此时剂量-反应关系不再可信。因此本机制的可信强度上限为 </w:t>
+        <w:t xml:space="preserve">，配对噪声从 0.0177 跃升至 0.2855（16.2 倍），信噪比跌到 0.27。此时剂量-反应关系不再可信。因此本机制的可信强度上限为 </w:t>
       </w:r>
       <w:r>
         <w:rPr>
@@ -4093,7 +4111,7 @@
                 <w:b w:val="0"/>
                 <w:sz w:val="19"/>
               </w:rPr>
-              <w:t>0.1096</w:t>
+              <w:t>0.1072</w:t>
             </w:r>
           </w:p>
         </w:tc>
@@ -4109,7 +4127,7 @@
                 <w:b w:val="0"/>
                 <w:sz w:val="19"/>
               </w:rPr>
-              <w:t>0.0293</w:t>
+              <w:t>0.0298</w:t>
             </w:r>
           </w:p>
         </w:tc>
@@ -4125,7 +4143,7 @@
                 <w:b w:val="0"/>
                 <w:sz w:val="19"/>
               </w:rPr>
-              <w:t>3.74</w:t>
+              <w:t>3.60</w:t>
             </w:r>
           </w:p>
         </w:tc>
@@ -4159,7 +4177,7 @@
                 <w:b w:val="0"/>
                 <w:sz w:val="19"/>
               </w:rPr>
-              <w:t>0.0073</w:t>
+              <w:t>0.0071</w:t>
             </w:r>
           </w:p>
         </w:tc>
@@ -4175,7 +4193,7 @@
                 <w:b w:val="0"/>
                 <w:sz w:val="19"/>
               </w:rPr>
-              <w:t>0.0021</w:t>
+              <w:t>0.0023</w:t>
             </w:r>
           </w:p>
         </w:tc>
@@ -4191,7 +4209,7 @@
                 <w:b w:val="0"/>
                 <w:sz w:val="19"/>
               </w:rPr>
-              <w:t>3.53</w:t>
+              <w:t>3.10</w:t>
             </w:r>
           </w:p>
         </w:tc>
@@ -4226,7 +4244,7 @@
           <w:b w:val="0"/>
           <w:sz w:val="19"/>
         </w:rPr>
-        <w:t xml:space="preserve">：早期影响在子代成年后仍可分辨（信噪比 3.53 &gt; 1），但效应已衰减到童年期的 </w:t>
+        <w:t xml:space="preserve">：早期影响在子代成年后仍可分辨（信噪比 3.10 &gt; 1），但效应已衰减到童年期的 </w:t>
       </w:r>
       <w:r>
         <w:rPr>
@@ -4234,7 +4252,7 @@
           <w:b/>
           <w:sz w:val="19"/>
         </w:rPr>
-        <w:t>6.7%</w:t>
+        <w:t>6.6%</w:t>
       </w:r>
       <w:r>
         <w:rPr>
@@ -4278,7 +4296,7 @@
           <w:b w:val="0"/>
           <w:sz w:val="19"/>
         </w:rPr>
-        <w:t>由于易感性的取值与阶段年龄边界都不是实证测量值，必须检验结论对它们的依赖。本研究扰动了三类参数：</w:t>
+        <w:t>由于易感性的取值与阶段年龄边界都不是实证测量值，必须检验结论对它们的依赖。本研究扰动了三类参数（每个组合 6 个种子）：</w:t>
       </w:r>
     </w:p>
     <w:tbl>
@@ -4672,7 +4690,7 @@
                 <w:b w:val="0"/>
                 <w:sz w:val="19"/>
               </w:rPr>
-              <w:t>25 / 25</w:t>
+              <w:t>19 / 25</w:t>
             </w:r>
           </w:p>
         </w:tc>
@@ -4685,10 +4703,10 @@
             <w:r>
               <w:rPr>
                 <w:rFonts w:ascii="Calibri" w:hAnsi="Calibri" w:eastAsia="Microsoft YaHei"/>
-                <w:b w:val="0"/>
+                <w:b/>
                 <w:sz w:val="19"/>
               </w:rPr>
-              <w:t>稳健</w:t>
+              <w:t>不稳健</w:t>
             </w:r>
           </w:p>
         </w:tc>
@@ -4706,7 +4724,57 @@
                 <w:b w:val="0"/>
                 <w:sz w:val="19"/>
               </w:rPr>
-              <w:t>P3 易感性低于基准时影响更弱</w:t>
+              <w:t>P3 易感性&lt;0.5 阶段影响更弱</w:t>
+            </w:r>
+          </w:p>
+        </w:tc>
+        <w:tc>
+          <w:tcPr>
+            <w:tcW w:type="dxa" w:w="2880"/>
+          </w:tcPr>
+          <w:p>
+            <w:r/>
+            <w:r>
+              <w:rPr>
+                <w:rFonts w:ascii="Calibri" w:hAnsi="Calibri" w:eastAsia="Microsoft YaHei"/>
+                <w:b w:val="0"/>
+                <w:sz w:val="19"/>
+              </w:rPr>
+              <w:t>24 / 25</w:t>
+            </w:r>
+          </w:p>
+        </w:tc>
+        <w:tc>
+          <w:tcPr>
+            <w:tcW w:type="dxa" w:w="2880"/>
+          </w:tcPr>
+          <w:p>
+            <w:r/>
+            <w:r>
+              <w:rPr>
+                <w:rFonts w:ascii="Calibri" w:hAnsi="Calibri" w:eastAsia="Microsoft YaHei"/>
+                <w:b/>
+                <w:sz w:val="19"/>
+              </w:rPr>
+              <w:t>不稳健</w:t>
+            </w:r>
+          </w:p>
+        </w:tc>
+      </w:tr>
+      <w:tr>
+        <w:tc>
+          <w:tcPr>
+            <w:tcW w:type="dxa" w:w="2880"/>
+          </w:tcPr>
+          <w:p>
+            <w:r/>
+            <w:r>
+              <w:rPr>
+                <w:rFonts w:ascii="Calibri" w:hAnsi="Calibri" w:eastAsia="Microsoft YaHei"/>
+                <w:b w:val="0"/>
+                <w:sz w:val="19"/>
+              </w:rPr>
+              <w:t>P4 剂量-反应单调且信噪比&gt;2</w:t>
             </w:r>
           </w:p>
         </w:tc>
@@ -4756,57 +4824,7 @@
                 <w:b w:val="0"/>
                 <w:sz w:val="19"/>
               </w:rPr>
-              <w:t>P4 无钳位区间内剂量-反应单调且信噪比 &gt; 2</w:t>
-            </w:r>
-          </w:p>
-        </w:tc>
-        <w:tc>
-          <w:tcPr>
-            <w:tcW w:type="dxa" w:w="2880"/>
-          </w:tcPr>
-          <w:p>
-            <w:r/>
-            <w:r>
-              <w:rPr>
-                <w:rFonts w:ascii="Calibri" w:hAnsi="Calibri" w:eastAsia="Microsoft YaHei"/>
-                <w:b w:val="0"/>
-                <w:sz w:val="19"/>
-              </w:rPr>
-              <w:t>25 / 25</w:t>
-            </w:r>
-          </w:p>
-        </w:tc>
-        <w:tc>
-          <w:tcPr>
-            <w:tcW w:type="dxa" w:w="2880"/>
-          </w:tcPr>
-          <w:p>
-            <w:r/>
-            <w:r>
-              <w:rPr>
-                <w:rFonts w:ascii="Calibri" w:hAnsi="Calibri" w:eastAsia="Microsoft YaHei"/>
-                <w:b w:val="0"/>
-                <w:sz w:val="19"/>
-              </w:rPr>
-              <w:t>稳健</w:t>
-            </w:r>
-          </w:p>
-        </w:tc>
-      </w:tr>
-      <w:tr>
-        <w:tc>
-          <w:tcPr>
-            <w:tcW w:type="dxa" w:w="2880"/>
-          </w:tcPr>
-          <w:p>
-            <w:r/>
-            <w:r>
-              <w:rPr>
-                <w:rFonts w:ascii="Calibri" w:hAnsi="Calibri" w:eastAsia="Microsoft YaHei"/>
-                <w:b w:val="0"/>
-                <w:sz w:val="19"/>
-              </w:rPr>
-              <w:t>P5 成年后仍可分辨</w:t>
+              <w:t>P5 成年后留痕</w:t>
             </w:r>
           </w:p>
         </w:tc>
@@ -4855,7 +4873,41 @@
           <w:i/>
           <w:sz w:val="18"/>
         </w:rPr>
-        <w:t>表 4  五条结论在全部参数组合下的稳健性</w:t>
+        <w:t>表 4  五条结论在参数组合下的稳健性</w:t>
+      </w:r>
+    </w:p>
+    <w:p>
+      <w:r>
+        <w:rPr>
+          <w:rFonts w:ascii="Calibri" w:hAnsi="Calibri" w:eastAsia="Microsoft YaHei"/>
+          <w:b/>
+          <w:sz w:val="19"/>
+        </w:rPr>
+        <w:t>必须如实说明的限定</w:t>
+      </w:r>
+      <w:r>
+        <w:rPr>
+          <w:rFonts w:ascii="Calibri" w:hAnsi="Calibri" w:eastAsia="Microsoft YaHei"/>
+          <w:b w:val="0"/>
+          <w:sz w:val="19"/>
+        </w:rPr>
+        <w:t>：并非五条结论在全部组合下都成立——P2 在 25 个组合中有 6 个失效；P3 在 25 个组合中有 1 个失效。机制的存在与否不因参数而改变，但</w:t>
+      </w:r>
+      <w:r>
+        <w:rPr>
+          <w:rFonts w:ascii="Calibri" w:hAnsi="Calibri" w:eastAsia="Microsoft YaHei"/>
+          <w:b/>
+          <w:sz w:val="19"/>
+        </w:rPr>
+        <w:t>效力递减的单调性</w:t>
+      </w:r>
+      <w:r>
+        <w:rPr>
+          <w:rFonts w:ascii="Calibri" w:hAnsi="Calibri" w:eastAsia="Microsoft YaHei"/>
+          <w:b w:val="0"/>
+          <w:sz w:val="19"/>
+        </w:rPr>
+        <w:t>在部分参数取值下会被噪声抹平。报告时应给出具体组合数，而不是笼统声称「全部成立」。</w:t>
       </w:r>
     </w:p>
     <w:p>
@@ -4873,23 +4925,7 @@
           <w:b w:val="0"/>
           <w:sz w:val="19"/>
         </w:rPr>
-        <w:t>：扰动参数</w:t>
-      </w:r>
-      <w:r>
-        <w:rPr>
-          <w:rFonts w:ascii="Calibri" w:hAnsi="Calibri" w:eastAsia="Microsoft YaHei"/>
-          <w:b/>
-          <w:sz w:val="19"/>
-        </w:rPr>
-        <w:t>不改变任何定性结论</w:t>
-      </w:r>
-      <w:r>
-        <w:rPr>
-          <w:rFonts w:ascii="Calibri" w:hAnsi="Calibri" w:eastAsia="Microsoft YaHei"/>
-          <w:b w:val="0"/>
-          <w:sz w:val="19"/>
-        </w:rPr>
-        <w:t>，只改变</w:t>
+        <w:t>：扰动参数不改变机制的结构性结论，只改变</w:t>
       </w:r>
       <w:r>
         <w:rPr>
@@ -4913,7 +4949,7 @@
           <w:b/>
           <w:sz w:val="19"/>
         </w:rPr>
-        <w:t>2.0 至 8.0</w:t>
+        <w:t>2 至 8</w:t>
       </w:r>
       <w:r>
         <w:rPr>
@@ -4931,7 +4967,7 @@
           <w:b w:val="0"/>
           <w:sz w:val="19"/>
         </w:rPr>
-        <w:t>这个结果的政策解读是双向的：一方面，机制的结构性结论可以放心陈述；另一方面，</w:t>
+        <w:t>这个结果的政策解读是双向的：一方面，机制的结构性结论可以谨慎陈述；另一方面，</w:t>
       </w:r>
       <w:r>
         <w:rPr>
@@ -5017,7 +5053,7 @@
           <w:b w:val="0"/>
           <w:sz w:val="19"/>
         </w:rPr>
-        <w:t>，并且远低于智能体自身的随机波动所能解释的水平。这说明：</w:t>
+        <w:t>（四种条件下分别为 0.768、0.515、0.383、0.897）。这说明：</w:t>
       </w:r>
       <w:r>
         <w:rPr>
@@ -5035,7 +5071,7 @@
           <w:b w:val="0"/>
           <w:sz w:val="19"/>
         </w:rPr>
-        <w:t>随后发现更根本的问题：这个指标本身不适合用来检验机制。因为结构错配的贡献远大于机制效应（机制带来的轨迹偏离约 0.02，而结构误差主导了拟合优度），机制效应被完全淹没。这就是本研究改用「机制直接产生的可观测量」（E1–E4）的原因。</w:t>
+        <w:t>随后发现更根本的问题：这个指标本身不适合用来检验机制。因为结构错配的贡献远大于机制效应（机制带来的轨迹偏离约 0.026，而结构误差主导了拟合优度），机制效应被完全淹没。这就是本研究改用「机制直接产生的可观测量」（E1–E4）的原因。</w:t>
       </w:r>
     </w:p>
     <w:p>

--- a/docs/研究设计文档.docx
+++ b/docs/研究设计文档.docx
@@ -32,7 +32,7 @@
           <w:color w:val="606060"/>
           <w:sz w:val="20"/>
         </w:rPr>
-        <w:t>NICHE-sim 项目 · 研究设计文档 v1.0 · 对应软件版本 v0.1.0</w:t>
+        <w:t>NICHE-sim 项目 · 研究设计文档 v1.0 · 对应软件版本 v0.1.1</w:t>
       </w:r>
     </w:p>
     <w:p>

--- a/docs/研究设计文档.docx
+++ b/docs/研究设计文档.docx
@@ -79,7 +79,7 @@
           <w:b w:val="0"/>
           <w:sz w:val="19"/>
         </w:rPr>
-        <w:t>机制确实产生了理论预期的现象，且这些结论不依赖具体参数取值；</w:t>
+        <w:t>机制确实产生了理论预期的现象；结构性结论在多数参数组合下成立，但部分单调性结论并非在所有组合下成立；</w:t>
       </w:r>
     </w:p>
     <w:p>
@@ -4925,7 +4925,7 @@
           <w:b w:val="0"/>
           <w:sz w:val="19"/>
         </w:rPr>
-        <w:t>：扰动参数不改变机制的结构性结论，只改变</w:t>
+        <w:t>：扰动参数不改变机制是否存在，但会改变</w:t>
       </w:r>
       <w:r>
         <w:rPr>
@@ -4941,7 +4941,7 @@
           <w:b w:val="0"/>
           <w:sz w:val="19"/>
         </w:rPr>
-        <w:t xml:space="preserve">。可信强度上限在参数空间中于 </w:t>
+        <w:t xml:space="preserve">，并在部分组合中抹平效力递减的单调性。可信强度上限在参数空间中于 </w:t>
       </w:r>
       <w:r>
         <w:rPr>
@@ -5202,7 +5202,7 @@
           <w:b w:val="0"/>
           <w:sz w:val="19"/>
         </w:rPr>
-        <w:t xml:space="preserve"> 易感性的阶段取值、阶段年龄边界、影响强度均非实证测量值。已通过敏感性分析证明定性结论稳健，但定量门槛依赖参数。</w:t>
+        <w:t xml:space="preserve"> 易感性的阶段取值、阶段年龄边界、影响强度均非实证测量值。敏感性分析显示 P1/P4/P5 在所测组合中成立，P2/P3 存在失效组合；因此结论应限定在结构性与适用边界层面，定量门槛依赖参数。</w:t>
       </w:r>
     </w:p>
     <w:p>

--- a/docs/研究设计文档.docx
+++ b/docs/研究设计文档.docx
@@ -32,7 +32,7 @@
           <w:color w:val="606060"/>
           <w:sz w:val="20"/>
         </w:rPr>
-        <w:t>NICHE-sim 项目 · 研究设计文档 v1.0 · 对应软件版本 v0.1.1</w:t>
+        <w:t>NICHE-sim 项目 · 研究设计文档 v1.0 · 对应软件版本 v0.1.2</w:t>
       </w:r>
     </w:p>
     <w:p>
@@ -1671,7 +1671,7 @@
           <w:rFonts w:ascii="Calibri" w:hAnsi="Calibri" w:eastAsia="Microsoft YaHei"/>
           <w:sz w:val="20"/>
         </w:rPr>
-        <w:t>影响量 = 影响强度 × 易感性(年龄) × Σ(关系权重 × 来源养育能力 × 来源健康) × (加权平均来源幸福 − 自身幸福)</w:t>
+        <w:t>影响量 = 影响强度 × 易感性(年龄) × (1 / 未成年成员数) × (加权平均来源幸福 − 自身幸福)</w:t>
       </w:r>
     </w:p>
     <w:p>
@@ -1684,7 +1684,7 @@
           <w:i/>
           <w:sz w:val="18"/>
         </w:rPr>
-        <w:t>式 1  代际影响量的计算式</w:t>
+        <w:t>式 1  代际影响量的当前实现</w:t>
       </w:r>
     </w:p>
     <w:p>
@@ -1694,7 +1694,7 @@
           <w:b w:val="0"/>
           <w:sz w:val="19"/>
         </w:rPr>
-        <w:t>其中各项的含义：</w:t>
+        <w:t>加权平均来源幸福 = Σ(关系权重 × 来源养育能力 × 来源健康 × 来源幸福) / Σ(关系权重 × 来源养育能力 × 来源健康)。其中各项的含义：</w:t>
       </w:r>
     </w:p>
     <w:p>
@@ -1799,7 +1799,7 @@
           <w:b w:val="0"/>
           <w:sz w:val="19"/>
         </w:rPr>
-        <w:t>：作为能量约束，身体越差，施加影响的能力越弱。</w:t>
+        <w:t>：参与来源间的相对加权；单一或同质来源时，其绝对值不改变影响量。</w:t>
       </w:r>
     </w:p>
     <w:p>
@@ -1810,6 +1810,16 @@
           <w:sz w:val="19"/>
         </w:rPr>
         <w:t>当子代跨过成年阈值后，其角色由「接受影响」转为「施加影响」，并获得初始养育能力。这使「代际更新」在模型中是内生发生的，而不是外生指定的。</w:t>
+      </w:r>
+    </w:p>
+    <w:p>
+      <w:r>
+        <w:rPr>
+          <w:rFonts w:ascii="Calibri" w:hAnsi="Calibri" w:eastAsia="Microsoft YaHei"/>
+          <w:b w:val="0"/>
+          <w:sz w:val="19"/>
+        </w:rPr>
+        <w:t>需要如实说明：0.1.2 的公开文档曾使用不含「1/未成年成员数」与来源归一化的乘积式；当前代码采用上式。两种口径的研究含义尚未决定，详见仓库 docs/R0-研究决策记录.md，本版本不修改默认模型行为。</w:t>
       </w:r>
     </w:p>
     <w:p>
@@ -3226,6 +3236,24 @@
           <w:sz w:val="19"/>
         </w:rPr>
         <w:t>：效力比随发展阶段单调递减（1.139 → 0.838 → 0.026 → 0.015），且在易感性低于基准的阶段，影响确实更弱。机制成立。</w:t>
+      </w:r>
+    </w:p>
+    <w:p>
+      <w:r>
+        <w:rPr>
+          <w:rFonts w:ascii="Calibri" w:hAnsi="Calibri" w:eastAsia="Microsoft YaHei"/>
+          <w:b/>
+          <w:sz w:val="19"/>
+        </w:rPr>
+        <w:t>解读限定</w:t>
+      </w:r>
+      <w:r>
+        <w:rPr>
+          <w:rFonts w:ascii="Calibri" w:hAnsi="Calibri" w:eastAsia="Microsoft YaHei"/>
+          <w:b w:val="0"/>
+          <w:sz w:val="19"/>
+        </w:rPr>
+        <w:t>：成年早期一行需要谨慎处理。成员跨过成年阈值后不再接收影响，该行可能主要反映阶段边界帧，而不是成年早期的持续效力。该口径列入 R0 研究决策记录，未在本版本修改。</w:t>
       </w:r>
     </w:p>
     <w:p>
@@ -6390,7 +6418,7 @@
                 <w:b w:val="0"/>
                 <w:sz w:val="19"/>
               </w:rPr>
-              <w:t>README「说明与限制」章节逐条列出，未隐藏</w:t>
+              <w:t>README「说明与限制」与 R0 研究决策记录逐条列出，未隐藏</w:t>
             </w:r>
           </w:p>
         </w:tc>
@@ -6404,7 +6432,7 @@
           <w:b w:val="0"/>
           <w:sz w:val="19"/>
         </w:rPr>
-        <w:t>其中「已知缺陷」一栏需要特别说明：本研究把未解决的问题与已解决的问题并列记录，包括本报告第八节那个否定结果。这既是可复核性的要求，也避免把探索性结论呈现为确定性发现。</w:t>
+        <w:t>其中「已知缺陷」一栏需要特别说明：本研究把未解决的问题与已解决的问题并列记录，包括本报告第八节那个否定结果和 R0 中待决的公式/归一化事项。这既是可复核性的要求，也避免把探索性结论呈现为确定性发现。</w:t>
       </w:r>
     </w:p>
     <w:sectPr>
